--- a/containers/gd_10_flyer_titanium.docx
+++ b/containers/gd_10_flyer_titanium.docx
@@ -954,7 +954,7 @@
           <w:sz w:val="22"/>
           <w:szCs w:val="22"/>
         </w:rPr>
-        <w:t xml:space="preserve">The titanium sphere is the ideal home for a Tier 3 complete plate set. The argon atmosphere prevents plate surface oxidation over millennia. The Viton O-rings maintain the seal under temperature cycling and geological pressure changes. The silica aerogel insulates against temperature extremes that might otherwise stress the metal over centuries.</w:t>
+        <w:t xml:space="preserve">The titanium sphere carries a large plate set in a compact, shippable volume. The argon atmosphere prevents plate surface oxidation, and the silica aerogel buffers temperature extremes that would otherwise stress the metal over centuries. Be clear about the seal: Viton O-rings are rated in years to decades, not millennia, so an O-ring vessel is a 100-to-300 year capsule with a 10,000 year shell. For a sited cache intended to outlast that, the closure must be welded — no elastomer at any price.</w:t>
       </w:r>
     </w:p>
     <w:p>

--- a/containers/gd_10_flyer_titanium.docx
+++ b/containers/gd_10_flyer_titanium.docx
@@ -112,7 +112,7 @@
           <w:sz w:val="22"/>
           <w:szCs w:val="22"/>
         </w:rPr>
-        <w:t xml:space="preserve">Grade 5 titanium (Ti-6Al-4V) is one of the most chemically inert structural metals available. It does not rust. It resists acid, alkali, and saltwater corrosion. It maintains structural integrity at temperatures from cryogenic to 300°C. A sealed titanium sphere in stable geological conditions has a realistic survival horizon of 10,000 years or more.</w:t>
+        <w:t>Grade 2 CP titanium is one of the most chemically inert structural metals available. It does not rust. It resists acid, alkali, and saltwater corrosion. It maintains structural integrity at temperatures from cryogenic to 300°C. A sealed titanium sphere in stable geological conditions has a realistic survival horizon of 10,000 years or more.</w:t>
       </w:r>
     </w:p>
     <w:p>
@@ -399,7 +399,7 @@
                 <w:sz w:val="20"/>
                 <w:szCs w:val="20"/>
               </w:rPr>
-              <w:t xml:space="preserve">Viton (FKM) — not Buna-N</w:t>
+              <w:t>Welded closure — no elastomer</w:t>
             </w:r>
           </w:p>
         </w:tc>
@@ -428,7 +428,7 @@
                 <w:sz w:val="20"/>
                 <w:szCs w:val="20"/>
               </w:rPr>
-              <w:t xml:space="preserve">Superior chemical resistance for long-term sealing</w:t>
+              <w:t>Rate ANY elastomer closure at 100–300 years, not 10,000. Weld it if it must outlast that.</w:t>
             </w:r>
           </w:p>
         </w:tc>
@@ -1086,6 +1086,16 @@
           <w:szCs w:val="20"/>
         </w:rPr>
         <w:t xml:space="preserve">CC BY-SA 4.0 — All materials free to use, share, and adapt.</w:t>
+      </w:r>
+    </w:p>
+    <w:p>
+      <w:r>
+        <w:rPr>
+          <w:rFonts w:ascii="Arial" w:hAnsi="Arial"/>
+          <w:i/>
+          <w:sz w:val="18"/>
+        </w:rPr>
+        <w:t>Corrected 2026-09-01. The errata of 2026-08-20 revised this document's prose but left its specification tables unchanged, so the two contradicted each other. See containers/ERRATA.md and AUDIT_2026-09-01.md.</w:t>
       </w:r>
     </w:p>
     <w:sectPr>
